--- a/ecoservizi/Supporto Presidia/02_Supporto/02_Template/14_ Schede prodotti chimici /toner.docx
+++ b/ecoservizi/Supporto Presidia/02_Supporto/02_Template/14_ Schede prodotti chimici /toner.docx
@@ -2,6 +2,16 @@
 <file path=word/document.xml><?xml version="1.0" encoding="utf-8"?>
 <w:document xmlns:wpc="http://schemas.microsoft.com/office/word/2010/wordprocessingCanvas" xmlns:cx="http://schemas.microsoft.com/office/drawing/2014/chartex" xmlns:cx1="http://schemas.microsoft.com/office/drawing/2015/9/8/chartex" xmlns:cx2="http://schemas.microsoft.com/office/drawing/2015/10/21/chartex" xmlns:cx3="http://schemas.microsoft.com/office/drawing/2016/5/9/chartex" xmlns:cx4="http://schemas.microsoft.com/office/drawing/2016/5/10/chartex" xmlns:cx5="http://schemas.microsoft.com/office/drawing/2016/5/11/chartex" xmlns:cx6="http://schemas.microsoft.com/office/drawing/2016/5/12/chartex" xmlns:cx7="http://schemas.microsoft.com/office/drawing/2016/5/13/chartex" xmlns:cx8="http://schemas.microsoft.com/office/drawing/2016/5/14/chartex" xmlns:mc="http://schemas.openxmlformats.org/markup-compatibility/2006" xmlns:aink="http://schemas.microsoft.com/office/drawing/2016/ink" xmlns:am3d="http://schemas.microsoft.com/office/drawing/2017/model3d" xmlns:o="urn:schemas-microsoft-com:office:office" xmlns:oel="http://schemas.microsoft.com/office/2019/extlst" xmlns:r="http://schemas.openxmlformats.org/officeDocument/2006/relationships" xmlns:m="http://schemas.openxmlformats.org/officeDocument/2006/math" xmlns:v="urn:schemas-microsoft-com:vml" xmlns:wp14="http://schemas.microsoft.com/office/word/2010/wordprocessingDrawing" xmlns:wp="http://schemas.openxmlformats.org/drawingml/2006/wordprocessingDrawing" xmlns:w10="urn:schemas-microsoft-com:office:word" xmlns:w="http://schemas.openxmlformats.org/wordprocessingml/2006/main" xmlns:w14="http://schemas.microsoft.com/office/word/2010/wordml" xmlns:w15="http://schemas.microsoft.com/office/word/2012/wordml" xmlns:w16cex="http://schemas.microsoft.com/office/word/2018/wordml/cex" xmlns:w16cid="http://schemas.microsoft.com/office/word/2016/wordml/cid" xmlns:w16="http://schemas.microsoft.com/office/word/2018/wordml" xmlns:w16du="http://schemas.microsoft.com/office/word/2023/wordml/word16du" xmlns:w16sdtdh="http://schemas.microsoft.com/office/word/2020/wordml/sdtdatahash" xmlns:w16se="http://schemas.microsoft.com/office/word/2015/wordml/symex" xmlns:wpg="http://schemas.microsoft.com/office/word/2010/wordprocessingGroup" xmlns:wpi="http://schemas.microsoft.com/office/word/2010/wordprocessingInk" xmlns:wne="http://schemas.microsoft.com/office/word/2006/wordml" xmlns:wps="http://schemas.microsoft.com/office/word/2010/wordprocessingShape" mc:Ignorable="w14 w15 w16se w16cid w16 w16cex w16sdtdh w16du wp14">
   <w:body>
+    <w:p>
+      <w:pPr>
+        <w:rPr>
+          <w:rFonts w:eastAsia="Trebuchet MS"/>
+          <w:sz w:val="28"/>
+          <w:szCs w:val="28"/>
+          <w:lang w:val="x-none" w:eastAsia="x-none"/>
+        </w:rPr>
+      </w:pPr>
+    </w:p>
     <w:tbl>
       <w:tblPr>
         <w:tblW w:w="0" w:type="auto"/>
@@ -48,10 +58,14 @@
             <w:tcW w:w="1384" w:type="dxa"/>
             <w:gridSpan w:val="3"/>
             <w:tcBorders>
+              <w:top w:val="single" w:sz="4" w:space="0" w:color="auto"/>
+              <w:left w:val="single" w:sz="4" w:space="0" w:color="auto"/>
               <w:bottom w:val="single" w:sz="4" w:space="0" w:color="auto"/>
+              <w:right w:val="single" w:sz="4" w:space="0" w:color="auto"/>
             </w:tcBorders>
             <w:shd w:val="clear" w:color="auto" w:fill="E6E6E6"/>
             <w:vAlign w:val="center"/>
+            <w:hideMark/>
           </w:tcPr>
           <w:p>
             <w:pPr>
@@ -75,10 +89,14 @@
             <w:tcW w:w="994" w:type="dxa"/>
             <w:gridSpan w:val="3"/>
             <w:tcBorders>
+              <w:top w:val="single" w:sz="4" w:space="0" w:color="auto"/>
+              <w:left w:val="single" w:sz="4" w:space="0" w:color="auto"/>
               <w:bottom w:val="single" w:sz="4" w:space="0" w:color="auto"/>
+              <w:right w:val="single" w:sz="4" w:space="0" w:color="auto"/>
             </w:tcBorders>
             <w:shd w:val="clear" w:color="auto" w:fill="E6E6E6"/>
             <w:vAlign w:val="center"/>
+            <w:hideMark/>
           </w:tcPr>
           <w:p>
             <w:pPr>
@@ -97,10 +115,14 @@
             <w:tcW w:w="1526" w:type="dxa"/>
             <w:gridSpan w:val="4"/>
             <w:tcBorders>
+              <w:top w:val="single" w:sz="4" w:space="0" w:color="auto"/>
+              <w:left w:val="single" w:sz="4" w:space="0" w:color="auto"/>
               <w:bottom w:val="single" w:sz="4" w:space="0" w:color="auto"/>
+              <w:right w:val="single" w:sz="4" w:space="0" w:color="auto"/>
             </w:tcBorders>
             <w:shd w:val="clear" w:color="auto" w:fill="E6E6E6"/>
             <w:vAlign w:val="center"/>
+            <w:hideMark/>
           </w:tcPr>
           <w:p>
             <w:pPr>
@@ -126,10 +148,14 @@
             <w:tcW w:w="5890" w:type="dxa"/>
             <w:gridSpan w:val="11"/>
             <w:tcBorders>
+              <w:top w:val="single" w:sz="4" w:space="0" w:color="auto"/>
+              <w:left w:val="single" w:sz="4" w:space="0" w:color="auto"/>
               <w:bottom w:val="single" w:sz="4" w:space="0" w:color="auto"/>
+              <w:right w:val="single" w:sz="4" w:space="0" w:color="auto"/>
             </w:tcBorders>
             <w:shd w:val="clear" w:color="auto" w:fill="E6E6E6"/>
             <w:vAlign w:val="center"/>
+            <w:hideMark/>
           </w:tcPr>
           <w:p>
             <w:pPr>
@@ -149,9 +175,6 @@
         </w:tc>
       </w:tr>
       <w:tr>
-        <w:tblPrEx>
-          <w:shd w:val="clear" w:color="auto" w:fill="auto"/>
-        </w:tblPrEx>
         <w:trPr>
           <w:trHeight w:val="170"/>
         </w:trPr>
@@ -160,7 +183,10 @@
             <w:tcW w:w="9794" w:type="dxa"/>
             <w:gridSpan w:val="21"/>
             <w:tcBorders>
+              <w:top w:val="single" w:sz="4" w:space="0" w:color="auto"/>
+              <w:left w:val="single" w:sz="4" w:space="0" w:color="auto"/>
               <w:bottom w:val="nil"/>
+              <w:right w:val="single" w:sz="4" w:space="0" w:color="auto"/>
             </w:tcBorders>
           </w:tcPr>
           <w:p>
@@ -176,9 +202,6 @@
         </w:tc>
       </w:tr>
       <w:tr>
-        <w:tblPrEx>
-          <w:shd w:val="clear" w:color="auto" w:fill="auto"/>
-        </w:tblPrEx>
         <w:tc>
           <w:tcPr>
             <w:tcW w:w="390" w:type="dxa"/>
@@ -189,6 +212,7 @@
               <w:right w:val="single" w:sz="12" w:space="0" w:color="auto"/>
             </w:tcBorders>
             <w:vAlign w:val="center"/>
+            <w:hideMark/>
           </w:tcPr>
           <w:p>
             <w:pPr>
@@ -214,8 +238,10 @@
               <w:top w:val="nil"/>
               <w:left w:val="single" w:sz="12" w:space="0" w:color="auto"/>
               <w:bottom w:val="nil"/>
+              <w:right w:val="single" w:sz="4" w:space="0" w:color="auto"/>
             </w:tcBorders>
             <w:vAlign w:val="center"/>
+            <w:hideMark/>
           </w:tcPr>
           <w:p>
             <w:pPr>
@@ -235,9 +261,6 @@
         </w:tc>
       </w:tr>
       <w:tr>
-        <w:tblPrEx>
-          <w:shd w:val="clear" w:color="auto" w:fill="auto"/>
-        </w:tblPrEx>
         <w:trPr>
           <w:trHeight w:val="170"/>
         </w:trPr>
@@ -247,6 +270,9 @@
             <w:gridSpan w:val="21"/>
             <w:tcBorders>
               <w:top w:val="nil"/>
+              <w:left w:val="single" w:sz="4" w:space="0" w:color="auto"/>
+              <w:bottom w:val="single" w:sz="4" w:space="0" w:color="auto"/>
+              <w:right w:val="single" w:sz="4" w:space="0" w:color="auto"/>
             </w:tcBorders>
           </w:tcPr>
           <w:p>
@@ -262,16 +288,17 @@
         </w:tc>
       </w:tr>
       <w:tr>
-        <w:tblPrEx>
-          <w:shd w:val="clear" w:color="auto" w:fill="auto"/>
-        </w:tblPrEx>
         <w:tc>
           <w:tcPr>
             <w:tcW w:w="2994" w:type="dxa"/>
             <w:gridSpan w:val="7"/>
             <w:tcBorders>
+              <w:top w:val="single" w:sz="4" w:space="0" w:color="auto"/>
+              <w:left w:val="single" w:sz="4" w:space="0" w:color="auto"/>
               <w:bottom w:val="single" w:sz="4" w:space="0" w:color="auto"/>
-            </w:tcBorders>
+              <w:right w:val="single" w:sz="4" w:space="0" w:color="auto"/>
+            </w:tcBorders>
+            <w:hideMark/>
           </w:tcPr>
           <w:p>
             <w:pPr>
@@ -298,8 +325,12 @@
             <w:tcW w:w="3540" w:type="dxa"/>
             <w:gridSpan w:val="8"/>
             <w:tcBorders>
+              <w:top w:val="single" w:sz="4" w:space="0" w:color="auto"/>
+              <w:left w:val="single" w:sz="4" w:space="0" w:color="auto"/>
               <w:bottom w:val="single" w:sz="4" w:space="0" w:color="auto"/>
-            </w:tcBorders>
+              <w:right w:val="single" w:sz="4" w:space="0" w:color="auto"/>
+            </w:tcBorders>
+            <w:hideMark/>
           </w:tcPr>
           <w:p>
             <w:pPr>
@@ -326,8 +357,12 @@
             <w:tcW w:w="3260" w:type="dxa"/>
             <w:gridSpan w:val="6"/>
             <w:tcBorders>
+              <w:top w:val="single" w:sz="4" w:space="0" w:color="auto"/>
+              <w:left w:val="single" w:sz="4" w:space="0" w:color="auto"/>
               <w:bottom w:val="single" w:sz="4" w:space="0" w:color="auto"/>
-            </w:tcBorders>
+              <w:right w:val="single" w:sz="4" w:space="0" w:color="auto"/>
+            </w:tcBorders>
+            <w:hideMark/>
           </w:tcPr>
           <w:p>
             <w:pPr>
@@ -351,17 +386,17 @@
         </w:tc>
       </w:tr>
       <w:tr>
-        <w:tblPrEx>
-          <w:shd w:val="clear" w:color="auto" w:fill="auto"/>
-        </w:tblPrEx>
         <w:tc>
           <w:tcPr>
             <w:tcW w:w="664" w:type="dxa"/>
             <w:gridSpan w:val="2"/>
             <w:tcBorders>
+              <w:top w:val="single" w:sz="4" w:space="0" w:color="auto"/>
+              <w:left w:val="single" w:sz="4" w:space="0" w:color="auto"/>
               <w:bottom w:val="nil"/>
               <w:right w:val="nil"/>
             </w:tcBorders>
+            <w:hideMark/>
           </w:tcPr>
           <w:p>
             <w:pPr>
@@ -428,9 +463,12 @@
             <w:tcW w:w="2330" w:type="dxa"/>
             <w:gridSpan w:val="5"/>
             <w:tcBorders>
+              <w:top w:val="single" w:sz="4" w:space="0" w:color="auto"/>
               <w:left w:val="nil"/>
               <w:bottom w:val="nil"/>
-            </w:tcBorders>
+              <w:right w:val="single" w:sz="4" w:space="0" w:color="auto"/>
+            </w:tcBorders>
+            <w:hideMark/>
           </w:tcPr>
           <w:p>
             <w:pPr>
@@ -455,9 +493,12 @@
             <w:tcW w:w="644" w:type="dxa"/>
             <w:gridSpan w:val="2"/>
             <w:tcBorders>
+              <w:top w:val="single" w:sz="4" w:space="0" w:color="auto"/>
+              <w:left w:val="single" w:sz="4" w:space="0" w:color="auto"/>
               <w:bottom w:val="nil"/>
               <w:right w:val="nil"/>
             </w:tcBorders>
+            <w:hideMark/>
           </w:tcPr>
           <w:p>
             <w:pPr>
@@ -524,9 +565,12 @@
             <w:tcW w:w="2896" w:type="dxa"/>
             <w:gridSpan w:val="6"/>
             <w:tcBorders>
+              <w:top w:val="single" w:sz="4" w:space="0" w:color="auto"/>
               <w:left w:val="nil"/>
               <w:bottom w:val="nil"/>
-            </w:tcBorders>
+              <w:right w:val="single" w:sz="4" w:space="0" w:color="auto"/>
+            </w:tcBorders>
+            <w:hideMark/>
           </w:tcPr>
           <w:p>
             <w:pPr>
@@ -550,9 +594,12 @@
           <w:tcPr>
             <w:tcW w:w="659" w:type="dxa"/>
             <w:tcBorders>
+              <w:top w:val="single" w:sz="4" w:space="0" w:color="auto"/>
+              <w:left w:val="single" w:sz="4" w:space="0" w:color="auto"/>
               <w:bottom w:val="nil"/>
               <w:right w:val="nil"/>
             </w:tcBorders>
+            <w:hideMark/>
           </w:tcPr>
           <w:p>
             <w:pPr>
@@ -618,9 +665,12 @@
             <w:tcW w:w="2601" w:type="dxa"/>
             <w:gridSpan w:val="5"/>
             <w:tcBorders>
+              <w:top w:val="single" w:sz="4" w:space="0" w:color="auto"/>
               <w:left w:val="nil"/>
               <w:bottom w:val="nil"/>
-            </w:tcBorders>
+              <w:right w:val="single" w:sz="4" w:space="0" w:color="auto"/>
+            </w:tcBorders>
+            <w:hideMark/>
           </w:tcPr>
           <w:p>
             <w:pPr>
@@ -642,9 +692,6 @@
         </w:tc>
       </w:tr>
       <w:tr>
-        <w:tblPrEx>
-          <w:shd w:val="clear" w:color="auto" w:fill="auto"/>
-        </w:tblPrEx>
         <w:trPr>
           <w:trHeight w:val="62"/>
         </w:trPr>
@@ -654,9 +701,11 @@
             <w:gridSpan w:val="2"/>
             <w:tcBorders>
               <w:top w:val="nil"/>
+              <w:left w:val="single" w:sz="4" w:space="0" w:color="auto"/>
               <w:bottom w:val="nil"/>
               <w:right w:val="nil"/>
             </w:tcBorders>
+            <w:hideMark/>
           </w:tcPr>
           <w:p>
             <w:pPr>
@@ -726,7 +775,9 @@
               <w:top w:val="nil"/>
               <w:left w:val="nil"/>
               <w:bottom w:val="nil"/>
-            </w:tcBorders>
+              <w:right w:val="single" w:sz="4" w:space="0" w:color="auto"/>
+            </w:tcBorders>
+            <w:hideMark/>
           </w:tcPr>
           <w:p>
             <w:pPr>
@@ -752,9 +803,11 @@
             <w:gridSpan w:val="2"/>
             <w:tcBorders>
               <w:top w:val="nil"/>
+              <w:left w:val="single" w:sz="4" w:space="0" w:color="auto"/>
               <w:bottom w:val="nil"/>
               <w:right w:val="nil"/>
             </w:tcBorders>
+            <w:hideMark/>
           </w:tcPr>
           <w:p>
             <w:pPr>
@@ -823,7 +876,9 @@
               <w:top w:val="nil"/>
               <w:left w:val="nil"/>
               <w:bottom w:val="nil"/>
-            </w:tcBorders>
+              <w:right w:val="single" w:sz="4" w:space="0" w:color="auto"/>
+            </w:tcBorders>
+            <w:hideMark/>
           </w:tcPr>
           <w:p>
             <w:pPr>
@@ -848,9 +903,11 @@
             <w:tcW w:w="659" w:type="dxa"/>
             <w:tcBorders>
               <w:top w:val="nil"/>
+              <w:left w:val="single" w:sz="4" w:space="0" w:color="auto"/>
               <w:bottom w:val="nil"/>
               <w:right w:val="nil"/>
             </w:tcBorders>
+            <w:hideMark/>
           </w:tcPr>
           <w:p>
             <w:pPr>
@@ -919,7 +976,9 @@
               <w:top w:val="nil"/>
               <w:left w:val="nil"/>
               <w:bottom w:val="nil"/>
-            </w:tcBorders>
+              <w:right w:val="single" w:sz="4" w:space="0" w:color="auto"/>
+            </w:tcBorders>
+            <w:hideMark/>
           </w:tcPr>
           <w:p>
             <w:pPr>
@@ -1032,17 +1091,17 @@
         </w:tc>
       </w:tr>
       <w:tr>
-        <w:tblPrEx>
-          <w:shd w:val="clear" w:color="auto" w:fill="auto"/>
-        </w:tblPrEx>
         <w:tc>
           <w:tcPr>
             <w:tcW w:w="664" w:type="dxa"/>
             <w:gridSpan w:val="2"/>
             <w:tcBorders>
               <w:top w:val="nil"/>
+              <w:left w:val="single" w:sz="4" w:space="0" w:color="auto"/>
+              <w:bottom w:val="single" w:sz="4" w:space="0" w:color="auto"/>
               <w:right w:val="nil"/>
             </w:tcBorders>
+            <w:hideMark/>
           </w:tcPr>
           <w:p>
             <w:pPr>
@@ -1110,7 +1169,10 @@
             <w:tcBorders>
               <w:top w:val="nil"/>
               <w:left w:val="nil"/>
-            </w:tcBorders>
+              <w:bottom w:val="single" w:sz="4" w:space="0" w:color="auto"/>
+              <w:right w:val="single" w:sz="4" w:space="0" w:color="auto"/>
+            </w:tcBorders>
+            <w:hideMark/>
           </w:tcPr>
           <w:p>
             <w:pPr>
@@ -1136,8 +1198,11 @@
             <w:gridSpan w:val="2"/>
             <w:tcBorders>
               <w:top w:val="nil"/>
+              <w:left w:val="single" w:sz="4" w:space="0" w:color="auto"/>
+              <w:bottom w:val="single" w:sz="4" w:space="0" w:color="auto"/>
               <w:right w:val="nil"/>
             </w:tcBorders>
+            <w:hideMark/>
           </w:tcPr>
           <w:p>
             <w:pPr>
@@ -1205,7 +1270,10 @@
             <w:tcBorders>
               <w:top w:val="nil"/>
               <w:left w:val="nil"/>
-            </w:tcBorders>
+              <w:bottom w:val="single" w:sz="4" w:space="0" w:color="auto"/>
+              <w:right w:val="single" w:sz="4" w:space="0" w:color="auto"/>
+            </w:tcBorders>
+            <w:hideMark/>
           </w:tcPr>
           <w:p>
             <w:pPr>
@@ -1230,8 +1298,11 @@
             <w:tcW w:w="659" w:type="dxa"/>
             <w:tcBorders>
               <w:top w:val="nil"/>
+              <w:left w:val="single" w:sz="4" w:space="0" w:color="auto"/>
+              <w:bottom w:val="single" w:sz="4" w:space="0" w:color="auto"/>
               <w:right w:val="nil"/>
             </w:tcBorders>
+            <w:hideMark/>
           </w:tcPr>
           <w:p>
             <w:pPr>
@@ -1299,7 +1370,10 @@
             <w:tcBorders>
               <w:top w:val="nil"/>
               <w:left w:val="nil"/>
-            </w:tcBorders>
+              <w:bottom w:val="single" w:sz="4" w:space="0" w:color="auto"/>
+              <w:right w:val="single" w:sz="4" w:space="0" w:color="auto"/>
+            </w:tcBorders>
+            <w:hideMark/>
           </w:tcPr>
           <w:p>
             <w:pPr>
@@ -1321,9 +1395,6 @@
         </w:tc>
       </w:tr>
       <w:tr>
-        <w:tblPrEx>
-          <w:shd w:val="clear" w:color="auto" w:fill="auto"/>
-        </w:tblPrEx>
         <w:trPr>
           <w:trHeight w:val="170"/>
         </w:trPr>
@@ -1331,6 +1402,12 @@
           <w:tcPr>
             <w:tcW w:w="9794" w:type="dxa"/>
             <w:gridSpan w:val="21"/>
+            <w:tcBorders>
+              <w:top w:val="single" w:sz="4" w:space="0" w:color="auto"/>
+              <w:left w:val="single" w:sz="4" w:space="0" w:color="auto"/>
+              <w:bottom w:val="single" w:sz="4" w:space="0" w:color="auto"/>
+              <w:right w:val="single" w:sz="4" w:space="0" w:color="auto"/>
+            </w:tcBorders>
           </w:tcPr>
           <w:p>
             <w:pPr>
@@ -1344,9 +1421,6 @@
         </w:tc>
       </w:tr>
       <w:tr>
-        <w:tblPrEx>
-          <w:shd w:val="clear" w:color="auto" w:fill="auto"/>
-        </w:tblPrEx>
         <w:trPr>
           <w:trHeight w:val="227"/>
         </w:trPr>
@@ -1354,7 +1428,14 @@
           <w:tcPr>
             <w:tcW w:w="6534" w:type="dxa"/>
             <w:gridSpan w:val="15"/>
+            <w:tcBorders>
+              <w:top w:val="single" w:sz="4" w:space="0" w:color="auto"/>
+              <w:left w:val="single" w:sz="4" w:space="0" w:color="auto"/>
+              <w:bottom w:val="single" w:sz="4" w:space="0" w:color="auto"/>
+              <w:right w:val="single" w:sz="4" w:space="0" w:color="auto"/>
+            </w:tcBorders>
             <w:vAlign w:val="center"/>
+            <w:hideMark/>
           </w:tcPr>
           <w:p>
             <w:pPr>
@@ -1380,7 +1461,14 @@
           <w:tcPr>
             <w:tcW w:w="3260" w:type="dxa"/>
             <w:gridSpan w:val="6"/>
+            <w:tcBorders>
+              <w:top w:val="single" w:sz="4" w:space="0" w:color="auto"/>
+              <w:left w:val="single" w:sz="4" w:space="0" w:color="auto"/>
+              <w:bottom w:val="single" w:sz="4" w:space="0" w:color="auto"/>
+              <w:right w:val="single" w:sz="4" w:space="0" w:color="auto"/>
+            </w:tcBorders>
             <w:vAlign w:val="center"/>
+            <w:hideMark/>
           </w:tcPr>
           <w:p>
             <w:pPr>
@@ -1404,9 +1492,6 @@
         </w:tc>
       </w:tr>
       <w:tr>
-        <w:tblPrEx>
-          <w:shd w:val="clear" w:color="auto" w:fill="auto"/>
-        </w:tblPrEx>
         <w:trPr>
           <w:trHeight w:val="227"/>
         </w:trPr>
@@ -1414,7 +1499,14 @@
           <w:tcPr>
             <w:tcW w:w="6534" w:type="dxa"/>
             <w:gridSpan w:val="15"/>
+            <w:tcBorders>
+              <w:top w:val="single" w:sz="4" w:space="0" w:color="auto"/>
+              <w:left w:val="single" w:sz="4" w:space="0" w:color="auto"/>
+              <w:bottom w:val="single" w:sz="4" w:space="0" w:color="auto"/>
+              <w:right w:val="single" w:sz="4" w:space="0" w:color="auto"/>
+            </w:tcBorders>
             <w:vAlign w:val="center"/>
+            <w:hideMark/>
           </w:tcPr>
           <w:p>
             <w:pPr>
@@ -1756,7 +1848,14 @@
           <w:tcPr>
             <w:tcW w:w="3260" w:type="dxa"/>
             <w:gridSpan w:val="6"/>
+            <w:tcBorders>
+              <w:top w:val="single" w:sz="4" w:space="0" w:color="auto"/>
+              <w:left w:val="single" w:sz="4" w:space="0" w:color="auto"/>
+              <w:bottom w:val="single" w:sz="4" w:space="0" w:color="auto"/>
+              <w:right w:val="single" w:sz="4" w:space="0" w:color="auto"/>
+            </w:tcBorders>
             <w:vAlign w:val="center"/>
+            <w:hideMark/>
           </w:tcPr>
           <w:p>
             <w:pPr>
@@ -1812,9 +1911,6 @@
         </w:tc>
       </w:tr>
       <w:tr>
-        <w:tblPrEx>
-          <w:shd w:val="clear" w:color="auto" w:fill="auto"/>
-        </w:tblPrEx>
         <w:trPr>
           <w:trHeight w:val="170"/>
         </w:trPr>
@@ -1823,7 +1919,10 @@
             <w:tcW w:w="9794" w:type="dxa"/>
             <w:gridSpan w:val="21"/>
             <w:tcBorders>
+              <w:top w:val="single" w:sz="4" w:space="0" w:color="auto"/>
+              <w:left w:val="single" w:sz="4" w:space="0" w:color="auto"/>
               <w:bottom w:val="nil"/>
+              <w:right w:val="single" w:sz="4" w:space="0" w:color="auto"/>
             </w:tcBorders>
           </w:tcPr>
           <w:p>
@@ -1839,9 +1938,6 @@
         </w:tc>
       </w:tr>
       <w:tr>
-        <w:tblPrEx>
-          <w:shd w:val="clear" w:color="auto" w:fill="auto"/>
-        </w:tblPrEx>
         <w:trPr>
           <w:trHeight w:val="340"/>
         </w:trPr>
@@ -1849,7 +1945,14 @@
           <w:tcPr>
             <w:tcW w:w="2378" w:type="dxa"/>
             <w:gridSpan w:val="6"/>
+            <w:tcBorders>
+              <w:top w:val="single" w:sz="4" w:space="0" w:color="auto"/>
+              <w:left w:val="single" w:sz="4" w:space="0" w:color="auto"/>
+              <w:bottom w:val="single" w:sz="4" w:space="0" w:color="auto"/>
+              <w:right w:val="single" w:sz="4" w:space="0" w:color="auto"/>
+            </w:tcBorders>
             <w:vAlign w:val="center"/>
+            <w:hideMark/>
           </w:tcPr>
           <w:p>
             <w:pPr>
@@ -1873,7 +1976,14 @@
           <w:tcPr>
             <w:tcW w:w="7416" w:type="dxa"/>
             <w:gridSpan w:val="15"/>
+            <w:tcBorders>
+              <w:top w:val="single" w:sz="4" w:space="0" w:color="auto"/>
+              <w:left w:val="single" w:sz="4" w:space="0" w:color="auto"/>
+              <w:bottom w:val="single" w:sz="4" w:space="0" w:color="auto"/>
+              <w:right w:val="single" w:sz="4" w:space="0" w:color="auto"/>
+            </w:tcBorders>
             <w:vAlign w:val="center"/>
+            <w:hideMark/>
           </w:tcPr>
           <w:p>
             <w:pPr>
@@ -1904,9 +2014,6 @@
         </w:tc>
       </w:tr>
       <w:tr>
-        <w:tblPrEx>
-          <w:shd w:val="clear" w:color="auto" w:fill="auto"/>
-        </w:tblPrEx>
         <w:trPr>
           <w:trHeight w:val="340"/>
         </w:trPr>
@@ -1914,7 +2021,14 @@
           <w:tcPr>
             <w:tcW w:w="2378" w:type="dxa"/>
             <w:gridSpan w:val="6"/>
+            <w:tcBorders>
+              <w:top w:val="single" w:sz="4" w:space="0" w:color="auto"/>
+              <w:left w:val="single" w:sz="4" w:space="0" w:color="auto"/>
+              <w:bottom w:val="single" w:sz="4" w:space="0" w:color="auto"/>
+              <w:right w:val="single" w:sz="4" w:space="0" w:color="auto"/>
+            </w:tcBorders>
             <w:vAlign w:val="center"/>
+            <w:hideMark/>
           </w:tcPr>
           <w:p>
             <w:pPr>
@@ -1938,7 +2052,14 @@
           <w:tcPr>
             <w:tcW w:w="2472" w:type="dxa"/>
             <w:gridSpan w:val="5"/>
+            <w:tcBorders>
+              <w:top w:val="single" w:sz="4" w:space="0" w:color="auto"/>
+              <w:left w:val="single" w:sz="4" w:space="0" w:color="auto"/>
+              <w:bottom w:val="single" w:sz="4" w:space="0" w:color="auto"/>
+              <w:right w:val="single" w:sz="4" w:space="0" w:color="auto"/>
+            </w:tcBorders>
             <w:vAlign w:val="center"/>
+            <w:hideMark/>
           </w:tcPr>
           <w:p>
             <w:pPr>
@@ -1962,7 +2083,14 @@
           <w:tcPr>
             <w:tcW w:w="2472" w:type="dxa"/>
             <w:gridSpan w:val="6"/>
+            <w:tcBorders>
+              <w:top w:val="single" w:sz="4" w:space="0" w:color="auto"/>
+              <w:left w:val="single" w:sz="4" w:space="0" w:color="auto"/>
+              <w:bottom w:val="single" w:sz="4" w:space="0" w:color="auto"/>
+              <w:right w:val="single" w:sz="4" w:space="0" w:color="auto"/>
+            </w:tcBorders>
             <w:vAlign w:val="center"/>
+            <w:hideMark/>
           </w:tcPr>
           <w:p>
             <w:pPr>
@@ -1986,7 +2114,14 @@
           <w:tcPr>
             <w:tcW w:w="2472" w:type="dxa"/>
             <w:gridSpan w:val="4"/>
+            <w:tcBorders>
+              <w:top w:val="single" w:sz="4" w:space="0" w:color="auto"/>
+              <w:left w:val="single" w:sz="4" w:space="0" w:color="auto"/>
+              <w:bottom w:val="single" w:sz="4" w:space="0" w:color="auto"/>
+              <w:right w:val="single" w:sz="4" w:space="0" w:color="auto"/>
+            </w:tcBorders>
             <w:vAlign w:val="center"/>
+            <w:hideMark/>
           </w:tcPr>
           <w:p>
             <w:pPr>
@@ -2008,9 +2143,6 @@
         </w:tc>
       </w:tr>
       <w:tr>
-        <w:tblPrEx>
-          <w:shd w:val="clear" w:color="auto" w:fill="auto"/>
-        </w:tblPrEx>
         <w:trPr>
           <w:trHeight w:val="340"/>
         </w:trPr>
@@ -2019,9 +2151,13 @@
             <w:tcW w:w="2378" w:type="dxa"/>
             <w:gridSpan w:val="6"/>
             <w:tcBorders>
+              <w:top w:val="single" w:sz="4" w:space="0" w:color="auto"/>
+              <w:left w:val="single" w:sz="4" w:space="0" w:color="auto"/>
               <w:bottom w:val="single" w:sz="4" w:space="0" w:color="auto"/>
+              <w:right w:val="single" w:sz="4" w:space="0" w:color="auto"/>
             </w:tcBorders>
             <w:vAlign w:val="center"/>
+            <w:hideMark/>
           </w:tcPr>
           <w:p>
             <w:pPr>
@@ -2046,9 +2182,13 @@
             <w:tcW w:w="3903" w:type="dxa"/>
             <w:gridSpan w:val="8"/>
             <w:tcBorders>
+              <w:top w:val="single" w:sz="4" w:space="0" w:color="auto"/>
+              <w:left w:val="single" w:sz="4" w:space="0" w:color="auto"/>
               <w:bottom w:val="single" w:sz="4" w:space="0" w:color="auto"/>
+              <w:right w:val="single" w:sz="4" w:space="0" w:color="auto"/>
             </w:tcBorders>
             <w:vAlign w:val="center"/>
+            <w:hideMark/>
           </w:tcPr>
           <w:p>
             <w:pPr>
@@ -2194,9 +2334,13 @@
             <w:tcW w:w="3513" w:type="dxa"/>
             <w:gridSpan w:val="7"/>
             <w:tcBorders>
+              <w:top w:val="single" w:sz="4" w:space="0" w:color="auto"/>
+              <w:left w:val="single" w:sz="4" w:space="0" w:color="auto"/>
               <w:bottom w:val="single" w:sz="4" w:space="0" w:color="auto"/>
+              <w:right w:val="single" w:sz="4" w:space="0" w:color="auto"/>
             </w:tcBorders>
             <w:vAlign w:val="center"/>
+            <w:hideMark/>
           </w:tcPr>
           <w:p>
             <w:pPr>
@@ -2408,9 +2552,6 @@
         </w:tc>
       </w:tr>
       <w:tr>
-        <w:tblPrEx>
-          <w:shd w:val="clear" w:color="auto" w:fill="auto"/>
-        </w:tblPrEx>
         <w:trPr>
           <w:trHeight w:val="170"/>
         </w:trPr>
@@ -2419,7 +2560,10 @@
             <w:tcW w:w="9794" w:type="dxa"/>
             <w:gridSpan w:val="21"/>
             <w:tcBorders>
+              <w:top w:val="single" w:sz="4" w:space="0" w:color="auto"/>
+              <w:left w:val="single" w:sz="4" w:space="0" w:color="auto"/>
               <w:bottom w:val="nil"/>
+              <w:right w:val="single" w:sz="4" w:space="0" w:color="auto"/>
             </w:tcBorders>
           </w:tcPr>
           <w:p>
@@ -2435,9 +2579,6 @@
         </w:tc>
       </w:tr>
       <w:tr>
-        <w:tblPrEx>
-          <w:shd w:val="clear" w:color="auto" w:fill="auto"/>
-        </w:tblPrEx>
         <w:tc>
           <w:tcPr>
             <w:tcW w:w="390" w:type="dxa"/>
@@ -2448,6 +2589,7 @@
               <w:right w:val="single" w:sz="12" w:space="0" w:color="auto"/>
             </w:tcBorders>
             <w:vAlign w:val="center"/>
+            <w:hideMark/>
           </w:tcPr>
           <w:p>
             <w:pPr>
@@ -2473,8 +2615,10 @@
               <w:top w:val="nil"/>
               <w:left w:val="single" w:sz="12" w:space="0" w:color="auto"/>
               <w:bottom w:val="nil"/>
+              <w:right w:val="single" w:sz="4" w:space="0" w:color="auto"/>
             </w:tcBorders>
             <w:vAlign w:val="center"/>
+            <w:hideMark/>
           </w:tcPr>
           <w:p>
             <w:pPr>
@@ -2494,9 +2638,6 @@
         </w:tc>
       </w:tr>
       <w:tr>
-        <w:tblPrEx>
-          <w:shd w:val="clear" w:color="auto" w:fill="auto"/>
-        </w:tblPrEx>
         <w:trPr>
           <w:trHeight w:val="170"/>
         </w:trPr>
@@ -2506,6 +2647,9 @@
             <w:gridSpan w:val="21"/>
             <w:tcBorders>
               <w:top w:val="nil"/>
+              <w:left w:val="single" w:sz="4" w:space="0" w:color="auto"/>
+              <w:bottom w:val="single" w:sz="4" w:space="0" w:color="auto"/>
+              <w:right w:val="single" w:sz="4" w:space="0" w:color="auto"/>
             </w:tcBorders>
           </w:tcPr>
           <w:p>
@@ -2521,9 +2665,6 @@
         </w:tc>
       </w:tr>
       <w:tr>
-        <w:tblPrEx>
-          <w:shd w:val="clear" w:color="auto" w:fill="auto"/>
-        </w:tblPrEx>
         <w:trPr>
           <w:trHeight w:val="340"/>
         </w:trPr>
@@ -2531,7 +2672,14 @@
           <w:tcPr>
             <w:tcW w:w="1634" w:type="dxa"/>
             <w:gridSpan w:val="4"/>
+            <w:tcBorders>
+              <w:top w:val="single" w:sz="4" w:space="0" w:color="auto"/>
+              <w:left w:val="single" w:sz="4" w:space="0" w:color="auto"/>
+              <w:bottom w:val="single" w:sz="4" w:space="0" w:color="auto"/>
+              <w:right w:val="single" w:sz="4" w:space="0" w:color="auto"/>
+            </w:tcBorders>
             <w:vAlign w:val="center"/>
+            <w:hideMark/>
           </w:tcPr>
           <w:p>
             <w:pPr>
@@ -2557,7 +2705,14 @@
           <w:tcPr>
             <w:tcW w:w="1624" w:type="dxa"/>
             <w:gridSpan w:val="4"/>
+            <w:tcBorders>
+              <w:top w:val="single" w:sz="4" w:space="0" w:color="auto"/>
+              <w:left w:val="single" w:sz="4" w:space="0" w:color="auto"/>
+              <w:bottom w:val="single" w:sz="4" w:space="0" w:color="auto"/>
+              <w:right w:val="single" w:sz="4" w:space="0" w:color="auto"/>
+            </w:tcBorders>
             <w:vAlign w:val="center"/>
+            <w:hideMark/>
           </w:tcPr>
           <w:p>
             <w:pPr>
@@ -2584,9 +2739,13 @@
             <w:tcW w:w="1710" w:type="dxa"/>
             <w:gridSpan w:val="5"/>
             <w:tcBorders>
+              <w:top w:val="single" w:sz="4" w:space="0" w:color="auto"/>
+              <w:left w:val="single" w:sz="4" w:space="0" w:color="auto"/>
+              <w:bottom w:val="single" w:sz="4" w:space="0" w:color="auto"/>
               <w:right w:val="single" w:sz="12" w:space="0" w:color="auto"/>
             </w:tcBorders>
             <w:vAlign w:val="center"/>
+            <w:hideMark/>
           </w:tcPr>
           <w:p>
             <w:pPr>
@@ -2616,8 +2775,11 @@
             <w:tcBorders>
               <w:top w:val="single" w:sz="12" w:space="0" w:color="auto"/>
               <w:left w:val="single" w:sz="12" w:space="0" w:color="auto"/>
+              <w:bottom w:val="single" w:sz="4" w:space="0" w:color="auto"/>
+              <w:right w:val="single" w:sz="4" w:space="0" w:color="auto"/>
             </w:tcBorders>
             <w:vAlign w:val="center"/>
+            <w:hideMark/>
           </w:tcPr>
           <w:p>
             <w:pPr>
@@ -2646,10 +2808,12 @@
             <w:gridSpan w:val="3"/>
             <w:tcBorders>
               <w:top w:val="single" w:sz="12" w:space="0" w:color="auto"/>
+              <w:left w:val="single" w:sz="4" w:space="0" w:color="auto"/>
               <w:bottom w:val="single" w:sz="4" w:space="0" w:color="auto"/>
               <w:right w:val="single" w:sz="12" w:space="0" w:color="auto"/>
             </w:tcBorders>
             <w:vAlign w:val="center"/>
+            <w:hideMark/>
           </w:tcPr>
           <w:p>
             <w:pPr>
@@ -2674,9 +2838,6 @@
         </w:tc>
       </w:tr>
       <w:tr>
-        <w:tblPrEx>
-          <w:shd w:val="clear" w:color="auto" w:fill="auto"/>
-        </w:tblPrEx>
         <w:trPr>
           <w:trHeight w:val="340"/>
         </w:trPr>
@@ -2684,7 +2845,14 @@
           <w:tcPr>
             <w:tcW w:w="1634" w:type="dxa"/>
             <w:gridSpan w:val="4"/>
+            <w:tcBorders>
+              <w:top w:val="single" w:sz="4" w:space="0" w:color="auto"/>
+              <w:left w:val="single" w:sz="4" w:space="0" w:color="auto"/>
+              <w:bottom w:val="single" w:sz="4" w:space="0" w:color="auto"/>
+              <w:right w:val="single" w:sz="4" w:space="0" w:color="auto"/>
+            </w:tcBorders>
             <w:vAlign w:val="center"/>
+            <w:hideMark/>
           </w:tcPr>
           <w:p>
             <w:pPr>
@@ -2709,7 +2877,14 @@
           <w:tcPr>
             <w:tcW w:w="1624" w:type="dxa"/>
             <w:gridSpan w:val="4"/>
+            <w:tcBorders>
+              <w:top w:val="single" w:sz="4" w:space="0" w:color="auto"/>
+              <w:left w:val="single" w:sz="4" w:space="0" w:color="auto"/>
+              <w:bottom w:val="single" w:sz="4" w:space="0" w:color="auto"/>
+              <w:right w:val="single" w:sz="4" w:space="0" w:color="auto"/>
+            </w:tcBorders>
             <w:vAlign w:val="center"/>
+            <w:hideMark/>
           </w:tcPr>
           <w:p>
             <w:pPr>
@@ -2735,9 +2910,13 @@
             <w:tcW w:w="1710" w:type="dxa"/>
             <w:gridSpan w:val="5"/>
             <w:tcBorders>
+              <w:top w:val="single" w:sz="4" w:space="0" w:color="auto"/>
+              <w:left w:val="single" w:sz="4" w:space="0" w:color="auto"/>
+              <w:bottom w:val="single" w:sz="4" w:space="0" w:color="auto"/>
               <w:right w:val="single" w:sz="12" w:space="0" w:color="auto"/>
             </w:tcBorders>
             <w:vAlign w:val="center"/>
+            <w:hideMark/>
           </w:tcPr>
           <w:p>
             <w:pPr>
@@ -2763,11 +2942,13 @@
             <w:tcW w:w="2413" w:type="dxa"/>
             <w:gridSpan w:val="5"/>
             <w:tcBorders>
+              <w:top w:val="single" w:sz="4" w:space="0" w:color="auto"/>
               <w:left w:val="single" w:sz="12" w:space="0" w:color="auto"/>
               <w:bottom w:val="single" w:sz="12" w:space="0" w:color="auto"/>
-            </w:tcBorders>
-            <w:shd w:val="clear" w:color="auto" w:fill="EDEDED" w:themeFill="accent3" w:themeFillTint="33"/>
+              <w:right w:val="single" w:sz="4" w:space="0" w:color="auto"/>
+            </w:tcBorders>
             <w:vAlign w:val="center"/>
+            <w:hideMark/>
           </w:tcPr>
           <w:p>
             <w:pPr>
@@ -2795,10 +2976,13 @@
             <w:tcW w:w="622" w:type="dxa"/>
             <w:gridSpan w:val="2"/>
             <w:tcBorders>
+              <w:top w:val="single" w:sz="4" w:space="0" w:color="auto"/>
+              <w:left w:val="single" w:sz="4" w:space="0" w:color="auto"/>
               <w:bottom w:val="single" w:sz="12" w:space="0" w:color="auto"/>
               <w:right w:val="single" w:sz="4" w:space="0" w:color="auto"/>
             </w:tcBorders>
             <w:vAlign w:val="center"/>
+            <w:hideMark/>
           </w:tcPr>
           <w:p>
             <w:pPr>
@@ -3125,11 +3309,13 @@
           <w:tcPr>
             <w:tcW w:w="1791" w:type="dxa"/>
             <w:tcBorders>
+              <w:top w:val="single" w:sz="4" w:space="0" w:color="auto"/>
               <w:left w:val="single" w:sz="4" w:space="0" w:color="auto"/>
               <w:bottom w:val="single" w:sz="12" w:space="0" w:color="auto"/>
               <w:right w:val="single" w:sz="12" w:space="0" w:color="auto"/>
             </w:tcBorders>
             <w:vAlign w:val="center"/>
+            <w:hideMark/>
           </w:tcPr>
           <w:p>
             <w:pPr>
@@ -3229,9 +3415,6 @@
         </w:tc>
       </w:tr>
       <w:tr>
-        <w:tblPrEx>
-          <w:shd w:val="clear" w:color="auto" w:fill="auto"/>
-        </w:tblPrEx>
         <w:trPr>
           <w:trHeight w:val="170"/>
         </w:trPr>
@@ -3240,7 +3423,10 @@
             <w:tcW w:w="9794" w:type="dxa"/>
             <w:gridSpan w:val="21"/>
             <w:tcBorders>
+              <w:top w:val="single" w:sz="4" w:space="0" w:color="auto"/>
+              <w:left w:val="single" w:sz="4" w:space="0" w:color="auto"/>
               <w:bottom w:val="nil"/>
+              <w:right w:val="single" w:sz="4" w:space="0" w:color="auto"/>
             </w:tcBorders>
           </w:tcPr>
           <w:p>
@@ -3256,9 +3442,6 @@
         </w:tc>
       </w:tr>
       <w:tr>
-        <w:tblPrEx>
-          <w:shd w:val="clear" w:color="auto" w:fill="auto"/>
-        </w:tblPrEx>
         <w:tc>
           <w:tcPr>
             <w:tcW w:w="390" w:type="dxa"/>
@@ -3269,6 +3452,7 @@
               <w:right w:val="single" w:sz="12" w:space="0" w:color="auto"/>
             </w:tcBorders>
             <w:vAlign w:val="center"/>
+            <w:hideMark/>
           </w:tcPr>
           <w:p>
             <w:pPr>
@@ -3297,6 +3481,7 @@
               <w:right w:val="single" w:sz="4" w:space="0" w:color="auto"/>
             </w:tcBorders>
             <w:vAlign w:val="center"/>
+            <w:hideMark/>
           </w:tcPr>
           <w:p>
             <w:pPr>
@@ -3322,8 +3507,10 @@
               <w:top w:val="single" w:sz="4" w:space="0" w:color="auto"/>
               <w:left w:val="single" w:sz="4" w:space="0" w:color="auto"/>
               <w:bottom w:val="single" w:sz="4" w:space="0" w:color="auto"/>
+              <w:right w:val="single" w:sz="4" w:space="0" w:color="auto"/>
             </w:tcBorders>
             <w:vAlign w:val="center"/>
+            <w:hideMark/>
           </w:tcPr>
           <w:p>
             <w:pPr>
@@ -3475,9 +3662,6 @@
         </w:tc>
       </w:tr>
       <w:tr>
-        <w:tblPrEx>
-          <w:shd w:val="clear" w:color="auto" w:fill="auto"/>
-        </w:tblPrEx>
         <w:trPr>
           <w:trHeight w:val="170"/>
         </w:trPr>
@@ -3487,6 +3671,9 @@
             <w:gridSpan w:val="21"/>
             <w:tcBorders>
               <w:top w:val="nil"/>
+              <w:left w:val="single" w:sz="4" w:space="0" w:color="auto"/>
+              <w:bottom w:val="single" w:sz="4" w:space="0" w:color="auto"/>
+              <w:right w:val="single" w:sz="4" w:space="0" w:color="auto"/>
             </w:tcBorders>
           </w:tcPr>
           <w:p>
@@ -3502,9 +3689,6 @@
         </w:tc>
       </w:tr>
       <w:tr>
-        <w:tblPrEx>
-          <w:shd w:val="clear" w:color="auto" w:fill="auto"/>
-        </w:tblPrEx>
         <w:trPr>
           <w:trHeight w:val="170"/>
         </w:trPr>
@@ -3513,7 +3697,10 @@
             <w:tcW w:w="9794" w:type="dxa"/>
             <w:gridSpan w:val="21"/>
             <w:tcBorders>
+              <w:top w:val="single" w:sz="4" w:space="0" w:color="auto"/>
+              <w:left w:val="single" w:sz="4" w:space="0" w:color="auto"/>
               <w:bottom w:val="nil"/>
+              <w:right w:val="single" w:sz="4" w:space="0" w:color="auto"/>
             </w:tcBorders>
           </w:tcPr>
           <w:p>
@@ -3529,9 +3716,6 @@
         </w:tc>
       </w:tr>
       <w:tr>
-        <w:tblPrEx>
-          <w:shd w:val="clear" w:color="auto" w:fill="auto"/>
-        </w:tblPrEx>
         <w:tc>
           <w:tcPr>
             <w:tcW w:w="390" w:type="dxa"/>
@@ -3542,6 +3726,7 @@
               <w:right w:val="single" w:sz="12" w:space="0" w:color="auto"/>
             </w:tcBorders>
             <w:vAlign w:val="center"/>
+            <w:hideMark/>
           </w:tcPr>
           <w:p>
             <w:pPr>
@@ -3567,8 +3752,10 @@
               <w:top w:val="nil"/>
               <w:left w:val="single" w:sz="12" w:space="0" w:color="auto"/>
               <w:bottom w:val="nil"/>
+              <w:right w:val="single" w:sz="4" w:space="0" w:color="auto"/>
             </w:tcBorders>
             <w:vAlign w:val="center"/>
+            <w:hideMark/>
           </w:tcPr>
           <w:p>
             <w:pPr>
@@ -3588,9 +3775,6 @@
         </w:tc>
       </w:tr>
       <w:tr>
-        <w:tblPrEx>
-          <w:shd w:val="clear" w:color="auto" w:fill="auto"/>
-        </w:tblPrEx>
         <w:trPr>
           <w:trHeight w:val="170"/>
         </w:trPr>
@@ -3600,7 +3784,9 @@
             <w:gridSpan w:val="21"/>
             <w:tcBorders>
               <w:top w:val="nil"/>
+              <w:left w:val="single" w:sz="4" w:space="0" w:color="auto"/>
               <w:bottom w:val="single" w:sz="4" w:space="0" w:color="auto"/>
+              <w:right w:val="single" w:sz="4" w:space="0" w:color="auto"/>
             </w:tcBorders>
           </w:tcPr>
           <w:p>
@@ -3616,9 +3802,6 @@
         </w:tc>
       </w:tr>
       <w:tr>
-        <w:tblPrEx>
-          <w:shd w:val="clear" w:color="auto" w:fill="auto"/>
-        </w:tblPrEx>
         <w:trPr>
           <w:trHeight w:val="227"/>
         </w:trPr>
@@ -3627,8 +3810,12 @@
             <w:tcW w:w="4897" w:type="dxa"/>
             <w:gridSpan w:val="12"/>
             <w:tcBorders>
+              <w:top w:val="single" w:sz="4" w:space="0" w:color="auto"/>
+              <w:left w:val="single" w:sz="4" w:space="0" w:color="auto"/>
+              <w:bottom w:val="single" w:sz="4" w:space="0" w:color="auto"/>
               <w:right w:val="nil"/>
             </w:tcBorders>
+            <w:hideMark/>
           </w:tcPr>
           <w:p>
             <w:pPr>
@@ -4120,8 +4307,12 @@
             <w:tcW w:w="4897" w:type="dxa"/>
             <w:gridSpan w:val="9"/>
             <w:tcBorders>
+              <w:top w:val="single" w:sz="4" w:space="0" w:color="auto"/>
               <w:left w:val="nil"/>
-            </w:tcBorders>
+              <w:bottom w:val="single" w:sz="4" w:space="0" w:color="auto"/>
+              <w:right w:val="single" w:sz="4" w:space="0" w:color="auto"/>
+            </w:tcBorders>
+            <w:hideMark/>
           </w:tcPr>
           <w:p>
             <w:pPr>
@@ -4464,9 +4655,6 @@
         </w:tc>
       </w:tr>
       <w:tr>
-        <w:tblPrEx>
-          <w:shd w:val="clear" w:color="auto" w:fill="auto"/>
-        </w:tblPrEx>
         <w:trPr>
           <w:trHeight w:val="170"/>
         </w:trPr>
@@ -4475,7 +4663,10 @@
             <w:tcW w:w="9794" w:type="dxa"/>
             <w:gridSpan w:val="21"/>
             <w:tcBorders>
+              <w:top w:val="single" w:sz="4" w:space="0" w:color="auto"/>
+              <w:left w:val="single" w:sz="4" w:space="0" w:color="auto"/>
               <w:bottom w:val="nil"/>
+              <w:right w:val="single" w:sz="4" w:space="0" w:color="auto"/>
             </w:tcBorders>
           </w:tcPr>
           <w:p>
@@ -4491,9 +4682,6 @@
         </w:tc>
       </w:tr>
       <w:tr>
-        <w:tblPrEx>
-          <w:shd w:val="clear" w:color="auto" w:fill="auto"/>
-        </w:tblPrEx>
         <w:tc>
           <w:tcPr>
             <w:tcW w:w="390" w:type="dxa"/>
@@ -4504,6 +4692,7 @@
               <w:right w:val="single" w:sz="12" w:space="0" w:color="auto"/>
             </w:tcBorders>
             <w:vAlign w:val="center"/>
+            <w:hideMark/>
           </w:tcPr>
           <w:p>
             <w:pPr>
@@ -4529,8 +4718,10 @@
               <w:top w:val="nil"/>
               <w:left w:val="single" w:sz="12" w:space="0" w:color="auto"/>
               <w:bottom w:val="nil"/>
+              <w:right w:val="single" w:sz="4" w:space="0" w:color="auto"/>
             </w:tcBorders>
             <w:vAlign w:val="center"/>
+            <w:hideMark/>
           </w:tcPr>
           <w:p>
             <w:pPr>
@@ -4550,9 +4741,6 @@
         </w:tc>
       </w:tr>
       <w:tr>
-        <w:tblPrEx>
-          <w:shd w:val="clear" w:color="auto" w:fill="auto"/>
-        </w:tblPrEx>
         <w:trPr>
           <w:trHeight w:val="170"/>
         </w:trPr>
@@ -4562,7 +4750,9 @@
             <w:gridSpan w:val="21"/>
             <w:tcBorders>
               <w:top w:val="nil"/>
+              <w:left w:val="single" w:sz="4" w:space="0" w:color="auto"/>
               <w:bottom w:val="single" w:sz="4" w:space="0" w:color="auto"/>
+              <w:right w:val="single" w:sz="4" w:space="0" w:color="auto"/>
             </w:tcBorders>
           </w:tcPr>
           <w:p>
@@ -4578,13 +4768,17 @@
         </w:tc>
       </w:tr>
       <w:tr>
-        <w:tblPrEx>
-          <w:shd w:val="clear" w:color="auto" w:fill="auto"/>
-        </w:tblPrEx>
         <w:tc>
           <w:tcPr>
             <w:tcW w:w="1809" w:type="dxa"/>
             <w:gridSpan w:val="5"/>
+            <w:tcBorders>
+              <w:top w:val="single" w:sz="4" w:space="0" w:color="auto"/>
+              <w:left w:val="single" w:sz="4" w:space="0" w:color="auto"/>
+              <w:bottom w:val="single" w:sz="4" w:space="0" w:color="auto"/>
+              <w:right w:val="single" w:sz="4" w:space="0" w:color="auto"/>
+            </w:tcBorders>
+            <w:hideMark/>
           </w:tcPr>
           <w:p>
             <w:pPr>
@@ -4611,6 +4805,13 @@
           <w:tcPr>
             <w:tcW w:w="1829" w:type="dxa"/>
             <w:gridSpan w:val="4"/>
+            <w:tcBorders>
+              <w:top w:val="single" w:sz="4" w:space="0" w:color="auto"/>
+              <w:left w:val="single" w:sz="4" w:space="0" w:color="auto"/>
+              <w:bottom w:val="single" w:sz="4" w:space="0" w:color="auto"/>
+              <w:right w:val="single" w:sz="4" w:space="0" w:color="auto"/>
+            </w:tcBorders>
+            <w:hideMark/>
           </w:tcPr>
           <w:p>
             <w:pPr>
@@ -4637,6 +4838,13 @@
           <w:tcPr>
             <w:tcW w:w="4015" w:type="dxa"/>
             <w:gridSpan w:val="10"/>
+            <w:tcBorders>
+              <w:top w:val="single" w:sz="4" w:space="0" w:color="auto"/>
+              <w:left w:val="single" w:sz="4" w:space="0" w:color="auto"/>
+              <w:bottom w:val="single" w:sz="4" w:space="0" w:color="auto"/>
+              <w:right w:val="single" w:sz="4" w:space="0" w:color="auto"/>
+            </w:tcBorders>
+            <w:hideMark/>
           </w:tcPr>
           <w:p>
             <w:pPr>
@@ -4663,6 +4871,13 @@
           <w:tcPr>
             <w:tcW w:w="2141" w:type="dxa"/>
             <w:gridSpan w:val="2"/>
+            <w:tcBorders>
+              <w:top w:val="single" w:sz="4" w:space="0" w:color="auto"/>
+              <w:left w:val="single" w:sz="4" w:space="0" w:color="auto"/>
+              <w:bottom w:val="single" w:sz="4" w:space="0" w:color="auto"/>
+              <w:right w:val="single" w:sz="4" w:space="0" w:color="auto"/>
+            </w:tcBorders>
+            <w:hideMark/>
           </w:tcPr>
           <w:p>
             <w:pPr>
@@ -4687,13 +4902,16 @@
         </w:tc>
       </w:tr>
       <w:tr>
-        <w:tblPrEx>
-          <w:shd w:val="clear" w:color="auto" w:fill="auto"/>
-        </w:tblPrEx>
         <w:tc>
           <w:tcPr>
             <w:tcW w:w="1809" w:type="dxa"/>
             <w:gridSpan w:val="5"/>
+            <w:tcBorders>
+              <w:top w:val="single" w:sz="4" w:space="0" w:color="auto"/>
+              <w:left w:val="single" w:sz="4" w:space="0" w:color="auto"/>
+              <w:bottom w:val="single" w:sz="4" w:space="0" w:color="auto"/>
+              <w:right w:val="single" w:sz="4" w:space="0" w:color="auto"/>
+            </w:tcBorders>
           </w:tcPr>
           <w:p>
             <w:pPr>
@@ -4809,6 +5027,13 @@
           <w:tcPr>
             <w:tcW w:w="1829" w:type="dxa"/>
             <w:gridSpan w:val="4"/>
+            <w:tcBorders>
+              <w:top w:val="single" w:sz="4" w:space="0" w:color="auto"/>
+              <w:left w:val="single" w:sz="4" w:space="0" w:color="auto"/>
+              <w:bottom w:val="single" w:sz="4" w:space="0" w:color="auto"/>
+              <w:right w:val="single" w:sz="4" w:space="0" w:color="auto"/>
+            </w:tcBorders>
+            <w:hideMark/>
           </w:tcPr>
           <w:p>
             <w:pPr>
@@ -4915,6 +5140,13 @@
           <w:tcPr>
             <w:tcW w:w="4015" w:type="dxa"/>
             <w:gridSpan w:val="10"/>
+            <w:tcBorders>
+              <w:top w:val="single" w:sz="4" w:space="0" w:color="auto"/>
+              <w:left w:val="single" w:sz="4" w:space="0" w:color="auto"/>
+              <w:bottom w:val="single" w:sz="4" w:space="0" w:color="auto"/>
+              <w:right w:val="single" w:sz="4" w:space="0" w:color="auto"/>
+            </w:tcBorders>
+            <w:hideMark/>
           </w:tcPr>
           <w:p>
             <w:pPr>
@@ -5370,6 +5602,13 @@
           <w:tcPr>
             <w:tcW w:w="2141" w:type="dxa"/>
             <w:gridSpan w:val="2"/>
+            <w:tcBorders>
+              <w:top w:val="single" w:sz="4" w:space="0" w:color="auto"/>
+              <w:left w:val="single" w:sz="4" w:space="0" w:color="auto"/>
+              <w:bottom w:val="single" w:sz="4" w:space="0" w:color="auto"/>
+              <w:right w:val="single" w:sz="4" w:space="0" w:color="auto"/>
+            </w:tcBorders>
+            <w:hideMark/>
           </w:tcPr>
           <w:p>
             <w:pPr>
@@ -5474,6 +5713,46 @@
         </w:tc>
       </w:tr>
     </w:tbl>
+    <w:p>
+      <w:pPr>
+        <w:rPr>
+          <w:rFonts w:eastAsia="Trebuchet MS"/>
+          <w:sz w:val="28"/>
+          <w:szCs w:val="28"/>
+          <w:lang w:val="x-none" w:eastAsia="x-none"/>
+        </w:rPr>
+      </w:pPr>
+    </w:p>
+    <w:p>
+      <w:pPr>
+        <w:rPr>
+          <w:rFonts w:eastAsia="Trebuchet MS"/>
+          <w:sz w:val="28"/>
+          <w:szCs w:val="28"/>
+          <w:lang w:val="x-none" w:eastAsia="x-none"/>
+        </w:rPr>
+      </w:pPr>
+    </w:p>
+    <w:p>
+      <w:pPr>
+        <w:rPr>
+          <w:rFonts w:eastAsia="Trebuchet MS"/>
+          <w:sz w:val="28"/>
+          <w:szCs w:val="28"/>
+          <w:lang w:val="x-none" w:eastAsia="x-none"/>
+        </w:rPr>
+      </w:pPr>
+    </w:p>
+    <w:p>
+      <w:pPr>
+        <w:rPr>
+          <w:rFonts w:eastAsia="Trebuchet MS"/>
+          <w:sz w:val="28"/>
+          <w:szCs w:val="28"/>
+          <w:lang w:val="x-none" w:eastAsia="x-none"/>
+        </w:rPr>
+      </w:pPr>
+    </w:p>
     <w:p/>
     <w:sectPr>
       <w:pgSz w:w="11906" w:h="16838"/>
@@ -5491,14 +5770,16 @@
     <w:rPrDefault>
       <w:rPr>
         <w:rFonts w:asciiTheme="minorHAnsi" w:eastAsiaTheme="minorHAnsi" w:hAnsiTheme="minorHAnsi" w:cstheme="minorBidi"/>
-        <w:kern w:val="2"/>
-        <w:sz w:val="24"/>
-        <w:szCs w:val="24"/>
+        <w:sz w:val="22"/>
+        <w:szCs w:val="22"/>
         <w:lang w:val="it-IT" w:eastAsia="en-US" w:bidi="ar-SA"/>
-        <w14:ligatures w14:val="standardContextual"/>
       </w:rPr>
     </w:rPrDefault>
-    <w:pPrDefault/>
+    <w:pPrDefault>
+      <w:pPr>
+        <w:spacing w:after="160" w:line="259" w:lineRule="auto"/>
+      </w:pPr>
+    </w:pPrDefault>
   </w:docDefaults>
   <w:latentStyles w:defLockedState="0" w:defUIPriority="99" w:defSemiHidden="0" w:defUnhideWhenUsed="0" w:defQFormat="0" w:count="376">
     <w:lsdException w:name="Normal" w:uiPriority="0" w:qFormat="1"/>
@@ -5881,12 +6162,15 @@
   <w:style w:type="paragraph" w:default="1" w:styleId="Normale">
     <w:name w:val="Normal"/>
     <w:qFormat/>
-    <w:rsid w:val="008849A0"/>
+    <w:rsid w:val="006463EE"/>
+    <w:pPr>
+      <w:spacing w:after="0" w:line="240" w:lineRule="auto"/>
+    </w:pPr>
     <w:rPr>
       <w:rFonts w:ascii="Times New Roman" w:eastAsia="Times New Roman" w:hAnsi="Times New Roman" w:cs="Times New Roman"/>
-      <w:kern w:val="0"/>
+      <w:sz w:val="24"/>
+      <w:szCs w:val="24"/>
       <w:lang w:eastAsia="it-IT"/>
-      <w14:ligatures w14:val="none"/>
     </w:rPr>
   </w:style>
   <w:style w:type="character" w:default="1" w:styleId="Carpredefinitoparagrafo">
